--- a/documents/lawyering_skills_and_strategies/Final Memo Instructions_Final.docx
+++ b/documents/lawyering_skills_and_strategies/Final Memo Instructions_Final.docx
@@ -279,14 +279,7 @@
         </w:rPr>
         <w:t xml:space="preserve">6. </w:t>
         <w:tab/>
-        <w:t xml:space="preserve">You can and should use Grammarly or Editor in Microsoft Word to check for grammar and stylistic errors (e.g., sentences in passive voice). You may also use the Lexis or Westlaw versions of AI for research purposes. </w:t>
-      </w:r>
-      <w:r>
-        <w:rPr>
-          <w:sz w:val="23"/>
-          <w:szCs w:val="23"/>
-        </w:rPr>
-        <w:t>You are allowed to use AI for anything</w:t>
+        <w:t>You can and should use Grammarly or Editor in Microsoft Word to check for grammar and stylistic errors (e.g., sentences in passive voice). You may also use the Lexis or Westlaw versions of AI for research purposes. You are allowed to use AI for anything</w:t>
       </w:r>
     </w:p>
     <w:p>
@@ -7141,7 +7134,7 @@
         <w:sz w:val="20"/>
         <w:szCs w:val="20"/>
       </w:rPr>
-      <w:t>23</w:t>
+      <w:t>3</w:t>
     </w:r>
     <w:r>
       <w:rPr>
@@ -7821,6 +7814,7 @@
     <w:qFormat/>
     <w:pPr>
       <w:widowControl/>
+      <w:suppressAutoHyphens w:val="true"/>
       <w:bidi w:val="0"/>
       <w:spacing w:before="0" w:after="0"/>
       <w:jc w:val="left"/>
@@ -7840,6 +7834,7 @@
     <w:qFormat/>
     <w:pPr>
       <w:widowControl/>
+      <w:suppressAutoHyphens w:val="true"/>
       <w:bidi w:val="0"/>
       <w:spacing w:before="0" w:after="0"/>
       <w:jc w:val="left"/>
@@ -7862,6 +7857,7 @@
     <w:qFormat/>
     <w:pPr>
       <w:widowControl/>
+      <w:suppressAutoHyphens w:val="true"/>
       <w:bidi w:val="0"/>
       <w:spacing w:before="0" w:after="0"/>
       <w:jc w:val="left"/>
@@ -7884,6 +7880,7 @@
     <w:qFormat/>
     <w:pPr>
       <w:widowControl/>
+      <w:suppressAutoHyphens w:val="true"/>
       <w:bidi w:val="0"/>
       <w:spacing w:before="0" w:after="0"/>
       <w:jc w:val="left"/>
@@ -7906,6 +7903,7 @@
     <w:qFormat/>
     <w:pPr>
       <w:widowControl/>
+      <w:suppressAutoHyphens w:val="true"/>
       <w:bidi w:val="0"/>
       <w:spacing w:before="0" w:after="0"/>
       <w:jc w:val="left"/>
@@ -7930,6 +7928,7 @@
     <w:qFormat/>
     <w:pPr>
       <w:widowControl/>
+      <w:suppressAutoHyphens w:val="true"/>
       <w:bidi w:val="0"/>
       <w:spacing w:before="0" w:after="0"/>
       <w:jc w:val="left"/>
@@ -7952,6 +7951,7 @@
     <w:qFormat/>
     <w:pPr>
       <w:widowControl/>
+      <w:suppressAutoHyphens w:val="true"/>
       <w:bidi w:val="0"/>
       <w:spacing w:before="0" w:after="0"/>
       <w:jc w:val="left"/>
@@ -8195,6 +8195,7 @@
     <w:qFormat/>
     <w:pPr>
       <w:widowControl/>
+      <w:suppressAutoHyphens w:val="true"/>
       <w:bidi w:val="0"/>
       <w:spacing w:before="0" w:after="0"/>
       <w:jc w:val="left"/>
@@ -8213,6 +8214,7 @@
     <w:qFormat/>
     <w:pPr>
       <w:widowControl/>
+      <w:suppressAutoHyphens w:val="true"/>
       <w:bidi w:val="0"/>
       <w:spacing w:before="0" w:after="0"/>
       <w:jc w:val="left"/>
@@ -8234,6 +8236,7 @@
     <w:qFormat/>
     <w:pPr>
       <w:widowControl/>
+      <w:suppressAutoHyphens w:val="true"/>
       <w:bidi w:val="0"/>
       <w:spacing w:before="0" w:after="0"/>
       <w:jc w:val="left"/>
@@ -8255,6 +8258,7 @@
     <w:unhideWhenUsed/>
     <w:pPr>
       <w:widowControl/>
+      <w:suppressAutoHyphens w:val="true"/>
       <w:bidi w:val="0"/>
       <w:spacing w:before="0" w:after="0"/>
       <w:jc w:val="left"/>
@@ -8276,6 +8280,7 @@
     <w:unhideWhenUsed/>
     <w:pPr>
       <w:widowControl/>
+      <w:suppressAutoHyphens w:val="true"/>
       <w:bidi w:val="0"/>
       <w:spacing w:before="0" w:after="0"/>
       <w:jc w:val="left"/>
@@ -8369,6 +8374,7 @@
     <w:rsid w:val="00a70c58"/>
     <w:pPr>
       <w:widowControl/>
+      <w:suppressAutoHyphens w:val="true"/>
       <w:bidi w:val="0"/>
       <w:spacing w:before="0" w:after="0"/>
       <w:jc w:val="left"/>
